--- a/dist/SUBMISSION_FINAL/P6_Meta_MIR/01_manuscript_blinded_vi.docx
+++ b/dist/SUBMISSION_FINAL/P6_Meta_MIR/01_manuscript_blinded_vi.docx
@@ -2639,7 +2639,7 @@
         <w:t xml:space="preserve">Thứ năm</w:t>
       </w:r>
       <w:r>
-        <w:t xml:space="preserve">, kiểm định nhạy cảm drop-Frontier trên ICRV (báo cáo §4.3) và việc hạn chế construct-validity của moderation cDAI ở mẫu phụ Span+Follow (báo cáo §4.4) được bổ sung khi nhận thấy đặc điểm dữ liệu trong giai đoạn phân tích; cả hai được trình bày song song với các kiểm định tiền đăng ký toàn mẫu để minh bạch, với các kiểm định post-hoc được diễn giải như chẩn đoán xác nhận chứ không phải phát hiện chính. Codebook trích xuất đi kèm dữ liệu (v1.1) ghi lại mã hóa thực tế áp dụng; phương án v1.0 đã đăng ký vẫn được giữ trong bản ghi OSF đóng băng.</w:t>
+        <w:t xml:space="preserve">, kiểm định nhạy cảm drop-Frontier trên ICRV (báo cáo Mục 4.3) và việc hạn chế construct-validity của moderation cDAI ở mẫu phụ Span+Follow (báo cáo Mục 4.4) được bổ sung khi nhận thấy đặc điểm dữ liệu trong giai đoạn phân tích; cả hai được trình bày song song với các kiểm định tiền đăng ký toàn mẫu để minh bạch, với các kiểm định post-hoc được diễn giải như chẩn đoán xác nhận chứ không phải phát hiện chính. Codebook trích xuất đi kèm dữ liệu (v1.1) ghi lại mã hóa thực tế áp dụng; phương án v1.0 đã đăng ký vẫn được giữ trong bản ghi OSF đóng băng.</w:t>
       </w:r>
     </w:p>
     <w:bookmarkEnd w:id="33"/>
@@ -9187,7 +9187,7 @@
         <w:t xml:space="preserve"> </w:t>
       </w:r>
       <w:r>
-        <w:t xml:space="preserve">= 0.069) thống kê không phân biệt được với trung bình Tiên tiến Sáng tạo, trực tiếp trái với thứ tự tiên tiến-trên-mới-nổi mà E1a dự đoán. Một phân tích nghiên cứu sơ cấp đồng hành bởi nhóm tác giả hiện tại (Tác giả ẩn danh, 2025 — IntechOpen) trên 380 doanh nghiệp WBES Ấn Độ ghi nhận hệ số DOI tổng hợp âm với kinh nghiệm quản lý và lãnh đạo top-management nữ là các yếu tố điều tiết dương, một mẫu hình nhất quán với cách diễn giải nguồn-lực-bù-trừ-cấp-doanh-nghiệp được thảo luận trong §5.2; chúng tôi ghi nhận sự chồng lấp này để đánh dấu chứ không che giấu, mối liên kết với chương trình nghiên cứu sơ cấp rộng hơn của chúng tôi.</w:t>
+        <w:t xml:space="preserve">= 0.069) thống kê không phân biệt được với trung bình Tiên tiến Sáng tạo, trực tiếp trái với thứ tự tiên tiến-trên-mới-nổi mà E1a dự đoán. Một phân tích nghiên cứu sơ cấp đồng hành bởi nhóm tác giả hiện tại (Tác giả ẩn danh, 2025 — IntechOpen) trên 380 doanh nghiệp WBES Ấn Độ ghi nhận hệ số DOI tổng hợp âm với kinh nghiệm quản lý và lãnh đạo top-management nữ là các yếu tố điều tiết dương, một mẫu hình nhất quán với cách diễn giải nguồn-lực-bù-trừ-cấp-doanh-nghiệp được thảo luận trong Mục 5.2; chúng tôi ghi nhận sự chồng lấp này để đánh dấu chứ không che giấu, mối liên kết với chương trình nghiên cứu sơ cấp rộng hơn của chúng tôi.</w:t>
       </w:r>
     </w:p>
     <w:p>
@@ -9958,7 +9958,7 @@
         <w:pStyle w:val="FirstParagraph"/>
       </w:pPr>
       <w:r>
-        <w:t xml:space="preserve">Ba hàm ý theo sau trong các giới hạn được đặt bởi nghịch lý của §5.2. Vì hiệu ứng đã hiệu chỉnh thiên lệch (</w:t>
+        <w:t xml:space="preserve">Ba hàm ý theo sau trong các giới hạn được đặt bởi nghịch lý của Mục 5.2. Vì hiệu ứng đã hiệu chỉnh thiên lệch (</w:t>
       </w:r>
       <w:r>
         <w:rPr>
@@ -10499,7 +10499,7 @@
         <w:t xml:space="preserve"> </w:t>
       </w:r>
       <w:r>
-        <w:t xml:space="preserve">≥ 400 sẽ cung cấp kiểm định moderator dứt khoát. Thứ ba, phát hiện thiên lệch công bố thúc đẩy kiểm toán dành riêng cho các kết quả I-P chưa công bố (khảo sát, tài liệu xám, luận án) để định nghĩa giới hạn hiệu ứng quần thể thực chính xác hơn riêng trim-and-fill (xem §5.4 cho lập luận giới hạn suy luận đầy đủ).</w:t>
+        <w:t xml:space="preserve">≥ 400 sẽ cung cấp kiểm định moderator dứt khoát. Thứ ba, phát hiện thiên lệch công bố thúc đẩy kiểm toán dành riêng cho các kết quả I-P chưa công bố (khảo sát, tài liệu xám, luận án) để định nghĩa giới hạn hiệu ứng quần thể thực chính xác hơn riêng trim-and-fill (xem Mục 5.4 cho lập luận giới hạn suy luận đầy đủ).</w:t>
       </w:r>
     </w:p>
     <w:p>
@@ -11922,7 +11922,7 @@
           <w:iCs/>
           <w:i/>
         </w:rPr>
-        <w:t xml:space="preserve">12,000 word-equivalents. Phiên bản v1.3 đồng bộ với EN v1.3 — bao gồm đoạn nghịch lý thiên lệch công bố (§5.2), điều kiện construct-validity cho cDAI (§4.4), §4.3 mở đầu bằng kết quả drop-Frontier, và sai lệch tiền đăng ký thứ 5 đã được công bố (§3.1).</w:t>
+        <w:t xml:space="preserve">12,000 word-equivalents. Phiên bản v1.3 đồng bộ với EN v1.3 — bao gồm đoạn nghịch lý thiên lệch công bố (Mục 5.2), điều kiện construct-validity cho cDAI (Mục 4.4), Mục 4.3 mở đầu bằng kết quả drop-Frontier, và sai lệch tiền đăng ký thứ 5 đã được công bố (Mục 3.1).</w:t>
       </w:r>
       <w:r>
         <w:t xml:space="preserve"> </w:t>

--- a/dist/SUBMISSION_FINAL/P6_Meta_MIR/01_manuscript_blinded_vi.docx
+++ b/dist/SUBMISSION_FINAL/P6_Meta_MIR/01_manuscript_blinded_vi.docx
@@ -463,7 +463,7 @@
         <w:pStyle w:val="BodyText"/>
       </w:pPr>
       <w:r>
-        <w:t xml:space="preserve">Điểm xuất phát của nghiên cứu này là cơ sở ICBEF 2025 (Author Citation, 2024 — ICBEF):</w:t>
+        <w:t xml:space="preserve">Điểm xuất phát của nghiên cứu này là cơ sở ICBEF 2025 (Tác giả ẩn danh, 2024 — ICBEF):</w:t>
       </w:r>
       <w:r>
         <w:t xml:space="preserve"> </w:t>
@@ -8992,7 +8992,7 @@
         <w:t xml:space="preserve"> </w:t>
       </w:r>
       <w:r>
-        <w:t xml:space="preserve">= 238, 49 nền kinh tế) nhất quán với bằng chứng cấp quốc gia từ toàn corpus nghiên cứu toàn cầu, bao gồm các nghiên cứu sơ cấp châu Á-Thái Bình Dương làm nền tảng cho cơ sở ICBEF 2025 (Author Citation, 2024 — ICBEF). Hiệu ứng tổng hợp dương và có ý nghĩa, xác nhận rằng các doanh nghiệp xuất khẩu mạnh có xu hướng vượt trội hơn các đối thủ tập trung nội địa ngay cả sau khi điều chỉnh quy mô doanh nghiệp, tuổi và ngành.</w:t>
+        <w:t xml:space="preserve">= 238, 49 nền kinh tế) nhất quán với bằng chứng cấp quốc gia từ toàn corpus nghiên cứu toàn cầu, bao gồm các nghiên cứu sơ cấp châu Á-Thái Bình Dương làm nền tảng cho cơ sở ICBEF 2025 (Tác giả ẩn danh, 2024 — ICBEF). Hiệu ứng tổng hợp dương và có ý nghĩa, xác nhận rằng các doanh nghiệp xuất khẩu mạnh có xu hướng vượt trội hơn các đối thủ tập trung nội địa ngay cả sau khi điều chỉnh quy mô doanh nghiệp, tuổi và ngành.</w:t>
       </w:r>
     </w:p>
     <w:p>
@@ -10896,7 +10896,7 @@
         <w:pStyle w:val="BodyText"/>
       </w:pPr>
       <w:r>
-        <w:t xml:space="preserve">Author Citation (2024, December). [Author details removed for blind review.]</w:t>
+        <w:t xml:space="preserve">Tác giả ẩn danh (2024, December). [Thông tin tác giả đã ẩn để đánh giá mù.]</w:t>
       </w:r>
     </w:p>
     <w:p>
@@ -10904,7 +10904,7 @@
         <w:pStyle w:val="BodyText"/>
       </w:pPr>
       <w:r>
-        <w:t xml:space="preserve">Author Citation (2025). [Author details removed for blind review.]</w:t>
+        <w:t xml:space="preserve">Tác giả ẩn danh (2025). [Thông tin tác giả đã ẩn để đánh giá mù.]</w:t>
       </w:r>
     </w:p>
     <w:p>
